--- a/blog-content/Best-AI-Blog-Writing-Tools-UPDATED.docx
+++ b/blog-content/Best-AI-Blog-Writing-Tools-UPDATED.docx
@@ -139,7 +139,7 @@
         </w:rPr>
         <w:t xml:space="preserve">Nearly every blogger uses AI now. Orbit Media's 2026 survey of 1,042 content marketers found that </w:t>
       </w:r>
-      <w:hyperlink w:history="1" r:id="rIdamwno3s83y1obynwzl3xo">
+      <w:hyperlink w:history="1" r:id="rIddalmkevyrvizgewe513z2">
         <w:r>
           <w:rPr>
             <w:rStyle w:val="Hyperlink"/>
@@ -189,7 +189,7 @@
         </w:rPr>
         <w:t xml:space="preserve">This guide covers the 10 tools I've used on real articles, not demo content: what each does well, where it falls short, what it costs in 2026 and which combination fits your budget. New to the process? Start with </w:t>
       </w:r>
-      <w:hyperlink w:history="1" r:id="rIdz1lmb1jiwn9ylbakyb-jd">
+      <w:hyperlink w:history="1" r:id="rIda-dmdls5j327pjkn-jkff">
         <w:r>
           <w:rPr>
             <w:rStyle w:val="Hyperlink"/>
@@ -211,7 +211,7 @@
         </w:rPr>
         <w:t xml:space="preserve">, or see the </w:t>
       </w:r>
-      <w:hyperlink w:history="1" r:id="rId8syyfie9yo_btpkherl1m">
+      <w:hyperlink w:history="1" r:id="rIdewkiq6k4ruiic3xgv_cbq">
         <w:r>
           <w:rPr>
             <w:rStyle w:val="Hyperlink"/>
@@ -574,7 +574,7 @@
         </w:rPr>
         <w:t xml:space="preserve"> </w:t>
       </w:r>
-      <w:hyperlink w:history="1" r:id="rIdzbgidh2z-mxo5fye5krvk">
+      <w:hyperlink w:history="1" r:id="rIdv-hettua6f406ug-8-wkr">
         <w:r>
           <w:rPr>
             <w:rStyle w:val="Hyperlink"/>
@@ -979,7 +979,7 @@
         </w:rPr>
         <w:t xml:space="preserve">ChatGPT is the tool content marketers trust most: in Siege Media and Wynter's 2026 survey, </w:t>
       </w:r>
-      <w:hyperlink w:history="1" r:id="rIdjxrc1cw5qxsqle9wnenlx">
+      <w:hyperlink w:history="1" r:id="rIdkkmza1nuh4ss0iwfufvax">
         <w:r>
           <w:rPr>
             <w:rStyle w:val="Hyperlink"/>
@@ -1132,7 +1132,7 @@
         </w:rPr>
         <w:t xml:space="preserve"> </w:t>
       </w:r>
-      <w:hyperlink w:history="1" r:id="rIdfkaramzyzywimftsczotr">
+      <w:hyperlink w:history="1" r:id="rIddo2sura3fevd05ebgbgtd">
         <w:r>
           <w:rPr>
             <w:rStyle w:val="Hyperlink"/>
@@ -1600,7 +1600,7 @@
         </w:rPr>
         <w:t xml:space="preserve"> </w:t>
       </w:r>
-      <w:hyperlink w:history="1" r:id="rId-gpjx3cxcvn7zmcutotd7">
+      <w:hyperlink w:history="1" r:id="rIds7ypop_y7f8ikoqsjwipa">
         <w:r>
           <w:rPr>
             <w:rStyle w:val="Hyperlink"/>
@@ -1733,7 +1733,7 @@
         </w:rPr>
         <w:t xml:space="preserve"> </w:t>
       </w:r>
-      <w:hyperlink w:history="1" r:id="rIdlieyyhx9b4w85xm8tcdro">
+      <w:hyperlink w:history="1" r:id="rId6ot64z_aejxa4masapbrf">
         <w:r>
           <w:rPr>
             <w:rStyle w:val="Hyperlink"/>
@@ -1866,7 +1866,7 @@
         </w:rPr>
         <w:t xml:space="preserve"> </w:t>
       </w:r>
-      <w:hyperlink w:history="1" r:id="rIdtbnu8hkfk_zlzss-dy6bu">
+      <w:hyperlink w:history="1" r:id="rIdzlh3ib8s5m8g8qospgm6q">
         <w:r>
           <w:rPr>
             <w:rStyle w:val="Hyperlink"/>
@@ -1999,7 +1999,7 @@
         </w:rPr>
         <w:t xml:space="preserve"> </w:t>
       </w:r>
-      <w:hyperlink w:history="1" r:id="rIdzdtqktnat3xurpltwv1qv">
+      <w:hyperlink w:history="1" r:id="rIdbodf9it1ocvzhc1t_yyzj">
         <w:r>
           <w:rPr>
             <w:rStyle w:val="Hyperlink"/>
@@ -2132,7 +2132,7 @@
         </w:rPr>
         <w:t xml:space="preserve"> </w:t>
       </w:r>
-      <w:hyperlink w:history="1" r:id="rId8vjvett3cwok4dqi-o5gd">
+      <w:hyperlink w:history="1" r:id="rIdd8zl_dr0lfsv0crbqqdtl">
         <w:r>
           <w:rPr>
             <w:rStyle w:val="Hyperlink"/>
@@ -2585,7 +2585,7 @@
         </w:rPr>
         <w:t xml:space="preserve"> start free. Claude for drafting, Perplexity for cited research and Hemingway Editor or our free </w:t>
       </w:r>
-      <w:hyperlink w:history="1" r:id="rId8ds2z9p3n9qo4g4ib-9su">
+      <w:hyperlink w:history="1" r:id="rIdzljtbwyvyhp2vk1qv_qrf">
         <w:r>
           <w:rPr>
             <w:rStyle w:val="Hyperlink"/>
@@ -2836,7 +2836,7 @@
         </w:rPr>
         <w:t xml:space="preserve"> add your own experience, cut AI phrasing and check every claim. The </w:t>
       </w:r>
-      <w:hyperlink w:history="1" r:id="rIdx8z_fedfxlj28r-b2zbtb">
+      <w:hyperlink w:history="1" r:id="rIdpnvci7pjn_lub35rkpert">
         <w:r>
           <w:rPr>
             <w:rStyle w:val="Hyperlink"/>
@@ -2909,7 +2909,7 @@
         </w:rPr>
         <w:t xml:space="preserve">The time savings are real. In a randomised experiment with 453 professionals published in Science, </w:t>
       </w:r>
-      <w:hyperlink w:history="1" r:id="rIdb03yeuu8ug3rlutxay4a0">
+      <w:hyperlink w:history="1" r:id="rIdi-tphi6fn5w_y3dlo4lmj">
         <w:r>
           <w:rPr>
             <w:rStyle w:val="Hyperlink"/>
@@ -3480,7 +3480,7 @@
         </w:rPr>
         <w:t xml:space="preserve">Tracking whether AI answers mention you is not the same as earning those mentions. The </w:t>
       </w:r>
-      <w:hyperlink w:history="1" r:id="rIduy4vhvptl-vd-ck7dwwuu">
+      <w:hyperlink w:history="1" r:id="rIdupgx6zh3csdabmxlyu7la">
         <w:r>
           <w:rPr>
             <w:rStyle w:val="Hyperlink"/>
@@ -3516,7 +3516,7 @@
         </w:rPr>
         <w:t xml:space="preserve">My approach: NeuronWriter for keyword and SERP coverage, then by hand: a direct answer under each heading, named entities, verified statistics with links and clean structured data. The </w:t>
       </w:r>
-      <w:hyperlink w:history="1" r:id="rId1ul9l2k58chukiwaalove">
+      <w:hyperlink w:history="1" r:id="rIdzfikdp0h0htqekzj8k74r">
         <w:r>
           <w:rPr>
             <w:rStyle w:val="Hyperlink"/>
@@ -3553,7 +3553,7 @@
           <w:sz w:val="36"/>
           <w:szCs w:val="36"/>
         </w:rPr>
-        <w:t xml:space="preserve">Can AI writing tools replace human writers?</w:t>
+        <w:t xml:space="preserve">Do AI writing tools still need a human editor?</w:t>
       </w:r>
     </w:p>
     <w:p>
@@ -3583,7 +3583,7 @@
         </w:rPr>
         <w:t xml:space="preserve">My Search Console data above shows what happens when AI drafts and a person edits. Every one of those articles needed my experience, fact-checks and rewrites before it was worth publishing. I compare the two approaches, including costs, in </w:t>
       </w:r>
-      <w:hyperlink w:history="1" r:id="rIdo_qge0ddl8gowppjx0nuh">
+      <w:hyperlink w:history="1" r:id="rId2da82i-yxjxxf5dt0ii0x">
         <w:r>
           <w:rPr>
             <w:rStyle w:val="Hyperlink"/>
@@ -3891,7 +3891,7 @@
         </w:rPr>
         <w:t xml:space="preserve">On personal plans, they can by default. ChatGPT Free, Plus and Pro may use your chats for training unless you turn off </w:t>
       </w:r>
-      <w:hyperlink w:history="1" r:id="rIdzcydnq9qod1xiyk3mmrzp">
+      <w:hyperlink w:history="1" r:id="rIdz3uyncizqleya8ljoj0e7">
         <w:r>
           <w:rPr>
             <w:rStyle w:val="Hyperlink"/>
@@ -3913,7 +3913,7 @@
         </w:rPr>
         <w:t xml:space="preserve">, and Claude's Free, Pro and Max plans use chats for training when the </w:t>
       </w:r>
-      <w:hyperlink w:history="1" r:id="rIdp6zgqltbt8g7tt9ytbpna">
+      <w:hyperlink w:history="1" r:id="rIdhxu0tgzcvxrj-mpg9ojkr">
         <w:r>
           <w:rPr>
             <w:rStyle w:val="Hyperlink"/>
@@ -4087,7 +4087,7 @@
         </w:rPr>
         <w:t xml:space="preserve">Ready to try it? Get a first draft from our free </w:t>
       </w:r>
-      <w:hyperlink w:history="1" r:id="rIdaafvruaqneikl79nueach">
+      <w:hyperlink w:history="1" r:id="rIdqpcvokpn2hozvy374mx5d">
         <w:r>
           <w:rPr>
             <w:rStyle w:val="Hyperlink"/>
@@ -4109,7 +4109,7 @@
         </w:rPr>
         <w:t xml:space="preserve">, rework clunky sentences with the </w:t>
       </w:r>
-      <w:hyperlink w:history="1" r:id="rId2unntt1ahxkkbzg7vwaq2">
+      <w:hyperlink w:history="1" r:id="rIdnlft1qlgfe7htv6jn3t5u">
         <w:r>
           <w:rPr>
             <w:rStyle w:val="Hyperlink"/>
@@ -4131,7 +4131,7 @@
         </w:rPr>
         <w:t xml:space="preserve">, and test your title with the </w:t>
       </w:r>
-      <w:hyperlink w:history="1" r:id="rId2irfc_zdcvukfitxttayw">
+      <w:hyperlink w:history="1" r:id="rId5x_banqqs901ezmfnnejr">
         <w:r>
           <w:rPr>
             <w:rStyle w:val="Hyperlink"/>
@@ -4153,7 +4153,7 @@
         </w:rPr>
         <w:t xml:space="preserve">. If you'd rather have it done for you, see our </w:t>
       </w:r>
-      <w:hyperlink w:history="1" r:id="rIdvo8eu6lsrhblhgdagrirq">
+      <w:hyperlink w:history="1" r:id="rIdwadopxtjhkcrhhuzbekij">
         <w:r>
           <w:rPr>
             <w:rStyle w:val="Hyperlink"/>
